--- a/RFI-Docs/RTQs ON EXTERNALLY FUNDED PSYCHEDELIC RESEARCH 1-8-25.docx
+++ b/RFI-Docs/RTQs ON EXTERNALLY FUNDED PSYCHEDELIC RESEARCH 1-8-25.docx
@@ -4,6 +4,121 @@
   <w:body>
     <w:p>
       <w:pPr>
+        <w:jc w:val="left"/>
+      </w:pPr>
+      <w:r>
+        <w:rPr>
+          <w:color w:val="646464"/>
+          <w:sz w:val="18"/>
+        </w:rPr>
+        <w:t>Document: RTQs ON EXTERNALLY FUNDED PSYCHEDELIC RESEARCH 1-8-25.docx</w:t>
+      </w:r>
+    </w:p>
+    <w:p>
+      <w:pPr>
+        <w:jc w:val="left"/>
+      </w:pPr>
+      <w:r>
+        <w:rPr>
+          <w:color w:val="646464"/>
+          <w:sz w:val="18"/>
+        </w:rPr>
+        <w:t>Title: RTQs ON EXTERNALLY FUNDED PSYCHEDELIC RESEARCH 1-8-25</w:t>
+      </w:r>
+    </w:p>
+    <w:p>
+      <w:pPr>
+        <w:jc w:val="left"/>
+      </w:pPr>
+      <w:r>
+        <w:rPr>
+          <w:color w:val="646464"/>
+          <w:sz w:val="18"/>
+        </w:rPr>
+        <w:t>Topic: Psychedelics | Type: Presentations and Other Documents</w:t>
+      </w:r>
+    </w:p>
+    <w:p>
+      <w:pPr>
+        <w:jc w:val="left"/>
+      </w:pPr>
+      <w:r>
+        <w:rPr>
+          <w:color w:val="646464"/>
+          <w:sz w:val="18"/>
+        </w:rPr>
+        <w:t>Created: 2025-01-15 | By: Richman, Michael (VACO)</w:t>
+      </w:r>
+    </w:p>
+    <w:p>
+      <w:pPr>
+        <w:jc w:val="left"/>
+      </w:pPr>
+      <w:r>
+        <w:rPr>
+          <w:color w:val="646464"/>
+          <w:sz w:val="18"/>
+        </w:rPr>
+        <w:t>Modified: 2025-01-15 | By: Richman, Michael (VACO)</w:t>
+      </w:r>
+    </w:p>
+    <w:p>
+      <w:pPr>
+        <w:jc w:val="left"/>
+      </w:pPr>
+      <w:r>
+        <w:rPr>
+          <w:color w:val="C8C8C8"/>
+          <w:sz w:val="16"/>
+        </w:rPr>
+        <w:t>────────────────────────────────────────────────────────────────────────────────</w:t>
+      </w:r>
+    </w:p>
+    <w:p>
+      <w:pPr>
+        <w:jc w:val="left"/>
+      </w:pPr>
+      <w:r/>
+    </w:p>
+    <w:p>
+      <w:pPr>
+        <w:jc w:val="left"/>
+      </w:pPr>
+      <w:r>
+        <w:rPr>
+          <w:color w:val="646464"/>
+          <w:sz w:val="18"/>
+        </w:rPr>
+        <w:t>Topic: Psychedelics | Type: Presentations and Other Documents</w:t>
+      </w:r>
+    </w:p>
+    <w:p>
+      <w:pPr>
+        <w:jc w:val="left"/>
+      </w:pPr>
+      <w:r>
+        <w:rPr>
+          <w:color w:val="646464"/>
+          <w:sz w:val="18"/>
+        </w:rPr>
+        <w:t>Created: 2025-01-15 | By: Richman, Michael (VACO)</w:t>
+      </w:r>
+    </w:p>
+    <w:p>
+      <w:pPr>
+        <w:jc w:val="left"/>
+      </w:pPr>
+      <w:r>
+        <w:rPr>
+          <w:color w:val="646464"/>
+          <w:sz w:val="18"/>
+        </w:rPr>
+        <w:t>Modified: 2025-01-15 | By: Richman, Michael (VACO)</w:t>
+      </w:r>
+    </w:p>
+    <w:p>
+      <w:pPr>
+        <w:jc w:val="left"/>
         <w:rPr>
           <w:b/>
           <w:bCs/>
@@ -12,22 +127,14 @@
       </w:pPr>
       <w:r>
         <w:rPr>
-          <w:b/>
-          <w:bCs/>
-          <w:u w:val="single"/>
-        </w:rPr>
-        <w:t>DRAFT: Proposed RTQ on externally funded psychedelic research at VA</w:t>
-      </w:r>
-    </w:p>
-    <w:p>
-      <w:r>
-        <w:rPr>
-          <w:b/>
-          <w:bCs/>
-          <w:u w:val="single"/>
-        </w:rPr>
-        <w:t>Overview</w:t>
-      </w:r>
+          <w:color w:val="C8C8C8"/>
+          <w:sz w:val="16"/>
+        </w:rPr>
+        <w:t>────────────────────────────────────────────────────────────────────────────────</w:t>
+      </w:r>
+    </w:p>
+    <w:p>
+      <w:r/>
     </w:p>
     <w:p>
       <w:r>
